--- a/authority_trade_summaries/2026-03-17_trade_summary_for_authorities.docx
+++ b/authority_trade_summaries/2026-03-17_trade_summary_for_authorities.docx
@@ -21,7 +21,7 @@
     </w:p>
     <w:p>
       <w:r>
-        <w:t xml:space="preserve">- The primary source used is logs/trading_journal.json.</w:t>
+        <w:t xml:space="preserve">- The primary source used is logs/trading_journal.enc.</w:t>
       </w:r>
     </w:p>
     <w:p>
@@ -42,7 +42,7 @@
     </w:p>
     <w:p>
       <w:r>
-        <w:t xml:space="preserve">- Total recorded trades: 10</w:t>
+        <w:t xml:space="preserve">- Total recorded trades: 20</w:t>
       </w:r>
     </w:p>
     <w:p>
@@ -52,12 +52,12 @@
     </w:p>
     <w:p>
       <w:r>
-        <w:t xml:space="preserve">- Sell orders: 10</w:t>
+        <w:t xml:space="preserve">- Sell orders: 20</w:t>
       </w:r>
     </w:p>
     <w:p>
       <w:r>
-        <w:t xml:space="preserve">- Open trades: 10</w:t>
+        <w:t xml:space="preserve">- Open trades: 20</w:t>
       </w:r>
     </w:p>
     <w:p>
@@ -67,17 +67,17 @@
     </w:p>
     <w:p>
       <w:r>
-        <w:t xml:space="preserve">- Average recorded confidence: 50.6%</w:t>
+        <w:t xml:space="preserve">- Average recorded confidence: 40.7%</w:t>
       </w:r>
     </w:p>
     <w:p>
       <w:r>
-        <w:t xml:space="preserve">- Approximate total notional value of orders: USD 955.45</w:t>
+        <w:t xml:space="preserve">- Approximate total notional value of orders: USD 1,455.57</w:t>
       </w:r>
     </w:p>
     <w:p>
       <w:r>
-        <w:t xml:space="preserve">- Recorded time window: 2026-03-17T04:47:14.221732 to 2026-03-17T05:44:22.186299</w:t>
+        <w:t xml:space="preserve">- Recorded time window: 2026-03-17T04:47:14.221732 to 2026-03-17T21:35:14.663311</w:t>
       </w:r>
     </w:p>
     <w:p>
@@ -98,17 +98,17 @@
     </w:p>
     <w:p>
       <w:r>
-        <w:t xml:space="preserve">- AAVE: 2 trades</w:t>
+        <w:t xml:space="preserve">- AAVE: 5 trades</w:t>
       </w:r>
     </w:p>
     <w:p>
       <w:r>
-        <w:t xml:space="preserve">- BTC: 4 trades</w:t>
+        <w:t xml:space="preserve">- BTC: 8 trades</w:t>
       </w:r>
     </w:p>
     <w:p>
       <w:r>
-        <w:t xml:space="preserve">- ETH: 4 trades</w:t>
+        <w:t xml:space="preserve">- ETH: 7 trades</w:t>
       </w:r>
     </w:p>
     <w:p/>
@@ -140,17 +140,17 @@
     </w:p>
     <w:p>
       <w:r>
-        <w:t xml:space="preserve">- Trade count increased by 10 compared with the previous day.</w:t>
+        <w:t xml:space="preserve">- Trade count increased by 20 compared with the previous day.</w:t>
       </w:r>
     </w:p>
     <w:p>
       <w:r>
-        <w:t xml:space="preserve">- Buy-order change versus previous day: 0. Sell-order change versus previous day: 10.</w:t>
+        <w:t xml:space="preserve">- Buy-order change versus previous day: 0. Sell-order change versus previous day: 20.</w:t>
       </w:r>
     </w:p>
     <w:p>
       <w:r>
-        <w:t xml:space="preserve">- Approximate total order value increased by USD 955.45 compared with the previous day.</w:t>
+        <w:t xml:space="preserve">- Approximate total order value increased by USD 1455.57 compared with the previous day.</w:t>
       </w:r>
     </w:p>
     <w:p/>
@@ -161,7 +161,7 @@
     </w:p>
     <w:p>
       <w:r>
-        <w:t xml:space="preserve">- Generated from logs/trading_journal.json on 2026-03-17 05:55:45.</w:t>
+        <w:t xml:space="preserve">- Generated from logs/trading_journal.enc on 2026-03-18 05:42:24.</w:t>
       </w:r>
     </w:p>
     <w:sectPr>

--- a/authority_trade_summaries/2026-03-17_trade_summary_for_authorities.docx
+++ b/authority_trade_summaries/2026-03-17_trade_summary_for_authorities.docx
@@ -161,7 +161,7 @@
     </w:p>
     <w:p>
       <w:r>
-        <w:t xml:space="preserve">- Generated from logs/trading_journal.enc on 2026-03-18 05:42:24.</w:t>
+        <w:t xml:space="preserve">- Generated from logs/trading_journal.enc on 2026-03-19 04:20:28.</w:t>
       </w:r>
     </w:p>
     <w:sectPr>
